--- a/templates/Protokol_2_Combined_Template.docx
+++ b/templates/Protokol_2_Combined_Template.docx
@@ -1211,7 +1211,6 @@
       <w:r>
         <w:rPr>
           <w:rFonts w:eastAsia="Georgia" w:cs="Georgia"/>
-          <w:color w:val="BCBCBC"/>
           <w:szCs w:val="24"/>
         </w:rPr>
       </w:r>
@@ -1256,10 +1255,9 @@
       <w:r>
         <w:rPr>
           <w:rFonts w:eastAsia="Georgia" w:cs="Georgia"/>
-          <w:color w:val="BCBCBC"/>
-          <w:szCs w:val="24"/>
-        </w:rPr>
-        <w:t>3.2. ............................................................................................................</w:t>
+          <w:szCs w:val="24"/>
+        </w:rPr>
+        <w:t xml:space="preserve">3.2. В обхвата на строителната площадка няма действащи подземни и надземни съоръжения, подлежащи на изместване. Строителното петно е съгласувано от експлоатационните дружества.</w:t>
       </w:r>
     </w:p>
     <w:p>
@@ -1295,10 +1293,9 @@
       <w:r>
         <w:rPr>
           <w:rFonts w:eastAsia="Georgia" w:cs="Georgia"/>
-          <w:color w:val="BCBCBC"/>
-          <w:szCs w:val="24"/>
-        </w:rPr>
-        <w:t>3.3. ............................................................................................................</w:t>
+          <w:szCs w:val="24"/>
+        </w:rPr>
+        <w:t xml:space="preserve">3.3. Няма постройки или съоръжения за събаряне или преместване. Няма насаждения, подлежащи на изкореняване и изсичане.</w:t>
       </w:r>
     </w:p>
     <w:p>
@@ -1334,10 +1331,9 @@
       <w:r>
         <w:rPr>
           <w:rFonts w:eastAsia="Georgia" w:cs="Georgia"/>
-          <w:color w:val="BCBCBC"/>
-          <w:szCs w:val="24"/>
-        </w:rPr>
-        <w:t>3.4. ............................................................................................................</w:t>
+          <w:szCs w:val="24"/>
+        </w:rPr>
+        <w:t xml:space="preserve">3.4. Достъпът до строителната площадка през периода на строителство ще се осъществява от прилежащата улична мрежа съгласно съгласуван ПБЗ. Пътните и тротоарни настилки по прилежащата улица са в добро състояние, съседните имоти няма да бъдат засягани от бъдещото строителство.</w:t>
       </w:r>
     </w:p>
     <w:p>
